--- a/tillsyn/A 10754-2026 tillsynsbegäran.docx
+++ b/tillsyn/A 10754-2026 tillsynsbegäran.docx
@@ -343,7 +343,7 @@
     <w:r>
       <w:tab/>
       <w:tab/>
-      <w:t>2026-02-28</w:t>
+      <w:t>2026-03-01</w:t>
       <w:br/>
       <w:br/>
     </w:r>

--- a/tillsyn/A 10754-2026 tillsynsbegäran.docx
+++ b/tillsyn/A 10754-2026 tillsynsbegäran.docx
@@ -343,7 +343,7 @@
     <w:r>
       <w:tab/>
       <w:tab/>
-      <w:t>2026-03-01</w:t>
+      <w:t>2026-03-02</w:t>
       <w:br/>
       <w:br/>
     </w:r>

--- a/tillsyn/A 10754-2026 tillsynsbegäran.docx
+++ b/tillsyn/A 10754-2026 tillsynsbegäran.docx
@@ -343,7 +343,7 @@
     <w:r>
       <w:tab/>
       <w:tab/>
-      <w:t>2026-03-02</w:t>
+      <w:t>2026-03-03</w:t>
       <w:br/>
       <w:br/>
     </w:r>

--- a/tillsyn/A 10754-2026 tillsynsbegäran.docx
+++ b/tillsyn/A 10754-2026 tillsynsbegäran.docx
@@ -343,7 +343,7 @@
     <w:r>
       <w:tab/>
       <w:tab/>
-      <w:t>2026-03-03</w:t>
+      <w:t>2026-03-04</w:t>
       <w:br/>
       <w:br/>
     </w:r>

--- a/tillsyn/A 10754-2026 tillsynsbegäran.docx
+++ b/tillsyn/A 10754-2026 tillsynsbegäran.docx
@@ -343,7 +343,7 @@
     <w:r>
       <w:tab/>
       <w:tab/>
-      <w:t>2026-03-04</w:t>
+      <w:t>2026-03-05</w:t>
       <w:br/>
       <w:br/>
     </w:r>

--- a/tillsyn/A 10754-2026 tillsynsbegäran.docx
+++ b/tillsyn/A 10754-2026 tillsynsbegäran.docx
@@ -343,7 +343,7 @@
     <w:r>
       <w:tab/>
       <w:tab/>
-      <w:t>2026-03-05</w:t>
+      <w:t>2026-03-06</w:t>
       <w:br/>
       <w:br/>
     </w:r>

--- a/tillsyn/A 10754-2026 tillsynsbegäran.docx
+++ b/tillsyn/A 10754-2026 tillsynsbegäran.docx
@@ -343,7 +343,7 @@
     <w:r>
       <w:tab/>
       <w:tab/>
-      <w:t>2026-03-06</w:t>
+      <w:t>2026-03-07</w:t>
       <w:br/>
       <w:br/>
     </w:r>

--- a/tillsyn/A 10754-2026 tillsynsbegäran.docx
+++ b/tillsyn/A 10754-2026 tillsynsbegäran.docx
@@ -343,7 +343,7 @@
     <w:r>
       <w:tab/>
       <w:tab/>
-      <w:t>2026-03-07</w:t>
+      <w:t>2026-03-08</w:t>
       <w:br/>
       <w:br/>
     </w:r>

--- a/tillsyn/A 10754-2026 tillsynsbegäran.docx
+++ b/tillsyn/A 10754-2026 tillsynsbegäran.docx
@@ -343,7 +343,7 @@
     <w:r>
       <w:tab/>
       <w:tab/>
-      <w:t>2026-03-08</w:t>
+      <w:t>2026-03-09</w:t>
       <w:br/>
       <w:br/>
     </w:r>

--- a/tillsyn/A 10754-2026 tillsynsbegäran.docx
+++ b/tillsyn/A 10754-2026 tillsynsbegäran.docx
@@ -343,7 +343,7 @@
     <w:r>
       <w:tab/>
       <w:tab/>
-      <w:t>2026-03-09</w:t>
+      <w:t>2026-03-10</w:t>
       <w:br/>
       <w:br/>
     </w:r>

--- a/tillsyn/A 10754-2026 tillsynsbegäran.docx
+++ b/tillsyn/A 10754-2026 tillsynsbegäran.docx
@@ -125,7 +125,7 @@
         <w:t>Duvhök (NT, §4)</w:t>
       </w:r>
       <w:r>
-        <w:t xml:space="preserve"> är rödlistad som nära hotad (NT) och har minskat med 22 (0–48) % under de senaste 18 åren. Minskningstakten för den svenska populationen bedöms vara nära gränsvärdet för Sårbar (VU). (A2bc). (SLU Artdatabanken, 2021). Duvhöken jagar helst inne i äldre skog och missgynnas av stora hyggen och täta planteringar. De gamla fåglarna är i huvudsak stationära i sina revir (Skogsstyrelsen, 2016). Duvhöken är starkt bunden till skogsmark och boet läggs inne i tät, oftast äldre skog. Kantzoner mot öppen mark undviks och duvhöken är därför känsligare för slutavverkning än flera andra rovfåglar. Duvhöken är beroende av insynsskyddade boplatser. Friställande av boträd eller avverkning så att boplatsen blir exponerad mot öppen mark, medför att platsen överges (Skogsstyrelsen, 2016). Eftersom duvhöken helst häckar i gammal skog, är dess häckningsplatser i princip alltid mer eller mindre hotade av skogsbruk och avverkningar (SLU Artdatabanken, 2021).</w:t>
+        <w:t>, som är rödlistad som nära hotad (NT), har minskat med 22 (0–48) % under de senaste 18 åren och minskningstakten för den svenska populationen bedöms vara nära gränsvärdet för Sårbar (VU). Arten är starkt bunden till skogsmark och jagar helst inne i äldre skog. Den missgynnas av stora hyggen och täta planteringar. De gamla fåglarna är i huvudsak stationära i sina revir och boet läggs inne i tät, oftast äldre skog. Kantzoner mot öppen mark undviks och duvhöken, som är beroende av insynsskyddade boplatser, är därför känsligare för slutavverkning än flera andra rovfåglar. Friställande av boträd eller avverkning så att boplatsen blir exponerad mot öppen mark, medför att platsen överges. Eftersom duvhöken helst häckar i gammal skog, är dess häckningsplatser i princip alltid mer eller mindre hotade av skogsbruk och avverkningar (SLU Artdatabanken, 2021; Skogsstyrelsen 2016).</w:t>
       </w:r>
     </w:p>
     <w:p>
@@ -343,7 +343,7 @@
     <w:r>
       <w:tab/>
       <w:tab/>
-      <w:t>2026-03-10</w:t>
+      <w:t>2026-03-11</w:t>
       <w:br/>
       <w:br/>
     </w:r>

--- a/tillsyn/A 10754-2026 tillsynsbegäran.docx
+++ b/tillsyn/A 10754-2026 tillsynsbegäran.docx
@@ -343,7 +343,7 @@
     <w:r>
       <w:tab/>
       <w:tab/>
-      <w:t>2026-03-11</w:t>
+      <w:t>2026-03-12</w:t>
       <w:br/>
       <w:br/>
     </w:r>

--- a/tillsyn/A 10754-2026 tillsynsbegäran.docx
+++ b/tillsyn/A 10754-2026 tillsynsbegäran.docx
@@ -343,7 +343,7 @@
     <w:r>
       <w:tab/>
       <w:tab/>
-      <w:t>2026-03-12</w:t>
+      <w:t>2026-03-13</w:t>
       <w:br/>
       <w:br/>
     </w:r>

--- a/tillsyn/A 10754-2026 tillsynsbegäran.docx
+++ b/tillsyn/A 10754-2026 tillsynsbegäran.docx
@@ -343,7 +343,7 @@
     <w:r>
       <w:tab/>
       <w:tab/>
-      <w:t>2026-03-13</w:t>
+      <w:t>2026-03-16</w:t>
       <w:br/>
       <w:br/>
     </w:r>

--- a/tillsyn/A 10754-2026 tillsynsbegäran.docx
+++ b/tillsyn/A 10754-2026 tillsynsbegäran.docx
@@ -343,7 +343,7 @@
     <w:r>
       <w:tab/>
       <w:tab/>
-      <w:t>2026-03-16</w:t>
+      <w:t>2026-03-17</w:t>
       <w:br/>
       <w:br/>
     </w:r>

--- a/tillsyn/A 10754-2026 tillsynsbegäran.docx
+++ b/tillsyn/A 10754-2026 tillsynsbegäran.docx
@@ -343,7 +343,7 @@
     <w:r>
       <w:tab/>
       <w:tab/>
-      <w:t>2026-03-17</w:t>
+      <w:t>2026-03-18</w:t>
       <w:br/>
       <w:br/>
     </w:r>

--- a/tillsyn/A 10754-2026 tillsynsbegäran.docx
+++ b/tillsyn/A 10754-2026 tillsynsbegäran.docx
@@ -343,7 +343,7 @@
     <w:r>
       <w:tab/>
       <w:tab/>
-      <w:t>2026-03-18</w:t>
+      <w:t>2026-03-19</w:t>
       <w:br/>
       <w:br/>
     </w:r>

--- a/tillsyn/A 10754-2026 tillsynsbegäran.docx
+++ b/tillsyn/A 10754-2026 tillsynsbegäran.docx
@@ -343,7 +343,7 @@
     <w:r>
       <w:tab/>
       <w:tab/>
-      <w:t>2026-03-19</w:t>
+      <w:t>2026-03-20</w:t>
       <w:br/>
       <w:br/>
     </w:r>

--- a/tillsyn/A 10754-2026 tillsynsbegäran.docx
+++ b/tillsyn/A 10754-2026 tillsynsbegäran.docx
@@ -343,7 +343,7 @@
     <w:r>
       <w:tab/>
       <w:tab/>
-      <w:t>2026-03-20</w:t>
+      <w:t>2026-03-21</w:t>
       <w:br/>
       <w:br/>
     </w:r>

--- a/tillsyn/A 10754-2026 tillsynsbegäran.docx
+++ b/tillsyn/A 10754-2026 tillsynsbegäran.docx
@@ -338,7 +338,7 @@
     <w:r>
       <w:tab/>
       <w:tab/>
-      <w:t>2026-04-14</w:t>
+      <w:t>2026-04-15</w:t>
       <w:br/>
       <w:br/>
     </w:r>

--- a/tillsyn/A 10754-2026 tillsynsbegäran.docx
+++ b/tillsyn/A 10754-2026 tillsynsbegäran.docx
@@ -338,7 +338,7 @@
     <w:r>
       <w:tab/>
       <w:tab/>
-      <w:t>2026-04-15</w:t>
+      <w:t>2026-04-16</w:t>
       <w:br/>
       <w:br/>
     </w:r>

--- a/tillsyn/A 10754-2026 tillsynsbegäran.docx
+++ b/tillsyn/A 10754-2026 tillsynsbegäran.docx
@@ -338,7 +338,7 @@
     <w:r>
       <w:tab/>
       <w:tab/>
-      <w:t>2026-04-16</w:t>
+      <w:t>2026-04-17</w:t>
       <w:br/>
       <w:br/>
     </w:r>

--- a/tillsyn/A 10754-2026 tillsynsbegäran.docx
+++ b/tillsyn/A 10754-2026 tillsynsbegäran.docx
@@ -338,7 +338,7 @@
     <w:r>
       <w:tab/>
       <w:tab/>
-      <w:t>2026-04-17</w:t>
+      <w:t>2026-04-18</w:t>
       <w:br/>
       <w:br/>
     </w:r>

--- a/tillsyn/A 10754-2026 tillsynsbegäran.docx
+++ b/tillsyn/A 10754-2026 tillsynsbegäran.docx
@@ -338,7 +338,7 @@
     <w:r>
       <w:tab/>
       <w:tab/>
-      <w:t>2026-04-18</w:t>
+      <w:t>2026-04-19</w:t>
       <w:br/>
       <w:br/>
     </w:r>

--- a/tillsyn/A 10754-2026 tillsynsbegäran.docx
+++ b/tillsyn/A 10754-2026 tillsynsbegäran.docx
@@ -338,7 +338,7 @@
     <w:r>
       <w:tab/>
       <w:tab/>
-      <w:t>2026-04-19</w:t>
+      <w:t>2026-04-20</w:t>
       <w:br/>
       <w:br/>
     </w:r>

--- a/tillsyn/A 10754-2026 tillsynsbegäran.docx
+++ b/tillsyn/A 10754-2026 tillsynsbegäran.docx
@@ -338,7 +338,7 @@
     <w:r>
       <w:tab/>
       <w:tab/>
-      <w:t>2026-04-20</w:t>
+      <w:t>2026-04-21</w:t>
       <w:br/>
       <w:br/>
     </w:r>

--- a/tillsyn/A 10754-2026 tillsynsbegäran.docx
+++ b/tillsyn/A 10754-2026 tillsynsbegäran.docx
@@ -338,7 +338,7 @@
     <w:r>
       <w:tab/>
       <w:tab/>
-      <w:t>2026-04-21</w:t>
+      <w:t>2026-04-22</w:t>
       <w:br/>
       <w:br/>
     </w:r>

--- a/tillsyn/A 10754-2026 tillsynsbegäran.docx
+++ b/tillsyn/A 10754-2026 tillsynsbegäran.docx
@@ -338,7 +338,7 @@
     <w:r>
       <w:tab/>
       <w:tab/>
-      <w:t>2026-04-22</w:t>
+      <w:t>2026-04-23</w:t>
       <w:br/>
       <w:br/>
     </w:r>

--- a/tillsyn/A 10754-2026 tillsynsbegäran.docx
+++ b/tillsyn/A 10754-2026 tillsynsbegäran.docx
@@ -338,7 +338,7 @@
     <w:r>
       <w:tab/>
       <w:tab/>
-      <w:t>2026-04-23</w:t>
+      <w:t>2026-04-24</w:t>
       <w:br/>
       <w:br/>
     </w:r>

--- a/tillsyn/A 10754-2026 tillsynsbegäran.docx
+++ b/tillsyn/A 10754-2026 tillsynsbegäran.docx
@@ -338,7 +338,7 @@
     <w:r>
       <w:tab/>
       <w:tab/>
-      <w:t>2026-04-24</w:t>
+      <w:t>2026-04-25</w:t>
       <w:br/>
       <w:br/>
     </w:r>

--- a/tillsyn/A 10754-2026 tillsynsbegäran.docx
+++ b/tillsyn/A 10754-2026 tillsynsbegäran.docx
@@ -338,7 +338,7 @@
     <w:r>
       <w:tab/>
       <w:tab/>
-      <w:t>2026-04-25</w:t>
+      <w:t>2026-04-26</w:t>
       <w:br/>
       <w:br/>
     </w:r>

--- a/tillsyn/A 10754-2026 tillsynsbegäran.docx
+++ b/tillsyn/A 10754-2026 tillsynsbegäran.docx
@@ -338,7 +338,7 @@
     <w:r>
       <w:tab/>
       <w:tab/>
-      <w:t>2026-04-26</w:t>
+      <w:t>2026-04-27</w:t>
       <w:br/>
       <w:br/>
     </w:r>

--- a/tillsyn/A 10754-2026 tillsynsbegäran.docx
+++ b/tillsyn/A 10754-2026 tillsynsbegäran.docx
@@ -338,7 +338,7 @@
     <w:r>
       <w:tab/>
       <w:tab/>
-      <w:t>2026-04-27</w:t>
+      <w:t>2026-04-28</w:t>
       <w:br/>
       <w:br/>
     </w:r>

--- a/tillsyn/A 10754-2026 tillsynsbegäran.docx
+++ b/tillsyn/A 10754-2026 tillsynsbegäran.docx
@@ -338,7 +338,7 @@
     <w:r>
       <w:tab/>
       <w:tab/>
-      <w:t>2026-04-28</w:t>
+      <w:t>2026-04-29</w:t>
       <w:br/>
       <w:br/>
     </w:r>

--- a/tillsyn/A 10754-2026 tillsynsbegäran.docx
+++ b/tillsyn/A 10754-2026 tillsynsbegäran.docx
@@ -338,7 +338,7 @@
     <w:r>
       <w:tab/>
       <w:tab/>
-      <w:t>2026-04-29</w:t>
+      <w:t>2026-04-30</w:t>
       <w:br/>
       <w:br/>
     </w:r>

--- a/tillsyn/A 10754-2026 tillsynsbegäran.docx
+++ b/tillsyn/A 10754-2026 tillsynsbegäran.docx
@@ -338,7 +338,7 @@
     <w:r>
       <w:tab/>
       <w:tab/>
-      <w:t>2026-04-30</w:t>
+      <w:t>2026-05-01</w:t>
       <w:br/>
       <w:br/>
     </w:r>

--- a/tillsyn/A 10754-2026 tillsynsbegäran.docx
+++ b/tillsyn/A 10754-2026 tillsynsbegäran.docx
@@ -338,7 +338,7 @@
     <w:r>
       <w:tab/>
       <w:tab/>
-      <w:t>2026-05-01</w:t>
+      <w:t>2026-05-02</w:t>
       <w:br/>
       <w:br/>
     </w:r>

--- a/tillsyn/A 10754-2026 tillsynsbegäran.docx
+++ b/tillsyn/A 10754-2026 tillsynsbegäran.docx
@@ -338,7 +338,7 @@
     <w:r>
       <w:tab/>
       <w:tab/>
-      <w:t>2026-05-02</w:t>
+      <w:t>2026-05-03</w:t>
       <w:br/>
       <w:br/>
     </w:r>

--- a/tillsyn/A 10754-2026 tillsynsbegäran.docx
+++ b/tillsyn/A 10754-2026 tillsynsbegäran.docx
@@ -338,7 +338,7 @@
     <w:r>
       <w:tab/>
       <w:tab/>
-      <w:t>2026-05-16</w:t>
+      <w:t>2026-05-17</w:t>
       <w:br/>
       <w:br/>
     </w:r>

--- a/tillsyn/A 10754-2026 tillsynsbegäran.docx
+++ b/tillsyn/A 10754-2026 tillsynsbegäran.docx
@@ -338,7 +338,7 @@
     <w:r>
       <w:tab/>
       <w:tab/>
-      <w:t>2026-05-17</w:t>
+      <w:t>2026-05-18</w:t>
       <w:br/>
       <w:br/>
     </w:r>

--- a/tillsyn/A 10754-2026 tillsynsbegäran.docx
+++ b/tillsyn/A 10754-2026 tillsynsbegäran.docx
@@ -338,7 +338,7 @@
     <w:r>
       <w:tab/>
       <w:tab/>
-      <w:t>2026-05-18</w:t>
+      <w:t>2026-05-19</w:t>
       <w:br/>
       <w:br/>
     </w:r>

--- a/tillsyn/A 10754-2026 tillsynsbegäran.docx
+++ b/tillsyn/A 10754-2026 tillsynsbegäran.docx
@@ -338,7 +338,7 @@
     <w:r>
       <w:tab/>
       <w:tab/>
-      <w:t>2026-05-19</w:t>
+      <w:t>2026-05-20</w:t>
       <w:br/>
       <w:br/>
     </w:r>

--- a/tillsyn/A 10754-2026 tillsynsbegäran.docx
+++ b/tillsyn/A 10754-2026 tillsynsbegäran.docx
@@ -338,7 +338,7 @@
     <w:r>
       <w:tab/>
       <w:tab/>
-      <w:t>2026-05-20</w:t>
+      <w:t>2026-05-21</w:t>
       <w:br/>
       <w:br/>
     </w:r>

--- a/tillsyn/A 10754-2026 tillsynsbegäran.docx
+++ b/tillsyn/A 10754-2026 tillsynsbegäran.docx
@@ -338,7 +338,7 @@
     <w:r>
       <w:tab/>
       <w:tab/>
-      <w:t>2026-05-21</w:t>
+      <w:t>2026-05-22</w:t>
       <w:br/>
       <w:br/>
     </w:r>

--- a/tillsyn/A 10754-2026 tillsynsbegäran.docx
+++ b/tillsyn/A 10754-2026 tillsynsbegäran.docx
@@ -338,7 +338,7 @@
     <w:r>
       <w:tab/>
       <w:tab/>
-      <w:t>2026-05-22</w:t>
+      <w:t>2026-05-23</w:t>
       <w:br/>
       <w:br/>
     </w:r>

--- a/tillsyn/A 10754-2026 tillsynsbegäran.docx
+++ b/tillsyn/A 10754-2026 tillsynsbegäran.docx
@@ -338,7 +338,7 @@
     <w:r>
       <w:tab/>
       <w:tab/>
-      <w:t>2026-05-23</w:t>
+      <w:t>2026-05-24</w:t>
       <w:br/>
       <w:br/>
     </w:r>

--- a/tillsyn/A 10754-2026 tillsynsbegäran.docx
+++ b/tillsyn/A 10754-2026 tillsynsbegäran.docx
@@ -338,7 +338,7 @@
     <w:r>
       <w:tab/>
       <w:tab/>
-      <w:t>2026-05-24</w:t>
+      <w:t>2026-05-25</w:t>
       <w:br/>
       <w:br/>
     </w:r>

--- a/tillsyn/A 10754-2026 tillsynsbegäran.docx
+++ b/tillsyn/A 10754-2026 tillsynsbegäran.docx
@@ -338,7 +338,7 @@
     <w:r>
       <w:tab/>
       <w:tab/>
-      <w:t>2026-05-25</w:t>
+      <w:t>2026-05-26</w:t>
       <w:br/>
       <w:br/>
     </w:r>

--- a/tillsyn/A 10754-2026 tillsynsbegäran.docx
+++ b/tillsyn/A 10754-2026 tillsynsbegäran.docx
@@ -338,7 +338,7 @@
     <w:r>
       <w:tab/>
       <w:tab/>
-      <w:t>2026-05-26</w:t>
+      <w:t>2026-05-27</w:t>
       <w:br/>
       <w:br/>
     </w:r>

--- a/tillsyn/A 10754-2026 tillsynsbegäran.docx
+++ b/tillsyn/A 10754-2026 tillsynsbegäran.docx
@@ -338,7 +338,7 @@
     <w:r>
       <w:tab/>
       <w:tab/>
-      <w:t>2026-05-27</w:t>
+      <w:t>2026-05-28</w:t>
       <w:br/>
       <w:br/>
     </w:r>

--- a/tillsyn/A 10754-2026 tillsynsbegäran.docx
+++ b/tillsyn/A 10754-2026 tillsynsbegäran.docx
@@ -338,7 +338,7 @@
     <w:r>
       <w:tab/>
       <w:tab/>
-      <w:t>2026-05-28</w:t>
+      <w:t>2026-05-29</w:t>
       <w:br/>
       <w:br/>
     </w:r>

--- a/tillsyn/A 10754-2026 tillsynsbegäran.docx
+++ b/tillsyn/A 10754-2026 tillsynsbegäran.docx
@@ -338,7 +338,7 @@
     <w:r>
       <w:tab/>
       <w:tab/>
-      <w:t>2026-05-29</w:t>
+      <w:t>2026-05-30</w:t>
       <w:br/>
       <w:br/>
     </w:r>

--- a/tillsyn/A 10754-2026 tillsynsbegäran.docx
+++ b/tillsyn/A 10754-2026 tillsynsbegäran.docx
@@ -338,7 +338,7 @@
     <w:r>
       <w:tab/>
       <w:tab/>
-      <w:t>2026-05-30</w:t>
+      <w:t>2026-05-31</w:t>
       <w:br/>
       <w:br/>
     </w:r>

--- a/tillsyn/A 10754-2026 tillsynsbegäran.docx
+++ b/tillsyn/A 10754-2026 tillsynsbegäran.docx
@@ -338,7 +338,7 @@
     <w:r>
       <w:tab/>
       <w:tab/>
-      <w:t>2026-05-31</w:t>
+      <w:t>2026-06-01</w:t>
       <w:br/>
       <w:br/>
     </w:r>

--- a/tillsyn/A 10754-2026 tillsynsbegäran.docx
+++ b/tillsyn/A 10754-2026 tillsynsbegäran.docx
@@ -338,7 +338,7 @@
     <w:r>
       <w:tab/>
       <w:tab/>
-      <w:t>2026-06-01</w:t>
+      <w:t>2026-06-02</w:t>
       <w:br/>
       <w:br/>
     </w:r>

--- a/tillsyn/A 10754-2026 tillsynsbegäran.docx
+++ b/tillsyn/A 10754-2026 tillsynsbegäran.docx
@@ -338,7 +338,7 @@
     <w:r>
       <w:tab/>
       <w:tab/>
-      <w:t>2026-06-02</w:t>
+      <w:t>2026-06-03</w:t>
       <w:br/>
       <w:br/>
     </w:r>

--- a/tillsyn/A 10754-2026 tillsynsbegäran.docx
+++ b/tillsyn/A 10754-2026 tillsynsbegäran.docx
@@ -338,7 +338,7 @@
     <w:r>
       <w:tab/>
       <w:tab/>
-      <w:t>2026-06-03</w:t>
+      <w:t>2026-06-04</w:t>
       <w:br/>
       <w:br/>
     </w:r>

--- a/tillsyn/A 10754-2026 tillsynsbegäran.docx
+++ b/tillsyn/A 10754-2026 tillsynsbegäran.docx
@@ -338,7 +338,7 @@
     <w:r>
       <w:tab/>
       <w:tab/>
-      <w:t>2026-06-04</w:t>
+      <w:t>2026-06-05</w:t>
       <w:br/>
       <w:br/>
     </w:r>

--- a/tillsyn/A 10754-2026 tillsynsbegäran.docx
+++ b/tillsyn/A 10754-2026 tillsynsbegäran.docx
@@ -338,7 +338,7 @@
     <w:r>
       <w:tab/>
       <w:tab/>
-      <w:t>2026-06-05</w:t>
+      <w:t>2026-06-06</w:t>
       <w:br/>
       <w:br/>
     </w:r>

--- a/tillsyn/A 10754-2026 tillsynsbegäran.docx
+++ b/tillsyn/A 10754-2026 tillsynsbegäran.docx
@@ -338,7 +338,7 @@
     <w:r>
       <w:tab/>
       <w:tab/>
-      <w:t>2026-06-06</w:t>
+      <w:t>2026-06-07</w:t>
       <w:br/>
       <w:br/>
     </w:r>

--- a/tillsyn/A 10754-2026 tillsynsbegäran.docx
+++ b/tillsyn/A 10754-2026 tillsynsbegäran.docx
@@ -338,7 +338,7 @@
     <w:r>
       <w:tab/>
       <w:tab/>
-      <w:t>2026-06-07</w:t>
+      <w:t>2026-06-08</w:t>
       <w:br/>
       <w:br/>
     </w:r>
